--- a/plantillas/plantilla_orden_sancion.docx
+++ b/plantillas/plantilla_orden_sancion.docx
@@ -725,86 +725,6 @@
           <w:bCs/>
           <w:sz w:val="24"/>
           <w:szCs w:val="24"/>
-        </w:rPr>
-        <w:t xml:space="preserve"/>
-      </w:r>
-    </w:p>
-    <w:p>
-      <w:pPr>
-        <w:pStyle w:val="Prrafodelista"/>
-        <w:tabs>
-          <w:tab w:val="left" w:pos="3544"/>
-        </w:tabs>
-        <w:ind w:left="215"/>
-        <w:jc w:val="both"/>
-        <w:rPr>
-          <w:rFonts w:ascii="Arial" w:hAnsi="Arial" w:cs="Arial"/>
-          <w:b/>
-          <w:sz w:val="24"/>
-          <w:szCs w:val="24"/>
-        </w:rPr>
-      </w:pPr>
-    </w:p>
-    <w:p>
-      <w:pPr>
-        <w:pStyle w:val="Prrafodelista"/>
-        <w:tabs>
-          <w:tab w:val="left" w:pos="3544"/>
-        </w:tabs>
-        <w:ind w:left="215"/>
-        <w:jc w:val="both"/>
-        <w:rPr>
-          <w:rFonts w:ascii="Arial" w:hAnsi="Arial" w:cs="Arial"/>
-          <w:sz w:val="24"/>
-          <w:szCs w:val="24"/>
-        </w:rPr>
-      </w:pPr>
-      <w:r>
-        <w:rPr>
-          <w:rFonts w:ascii="Arial" w:hAnsi="Arial" w:cs="Arial"/>
-          <w:sz w:val="24"/>
-          <w:szCs w:val="24"/>
-          <w:lang w:val="es-ES"/>
-        </w:rPr>
-        <w:t xml:space="preserve"/>
-      </w:r>
-      <w:proofErr w:type="spellStart"/>
-      <w:r>
-        <w:rPr>
-          <w:rFonts w:ascii="Arial" w:hAnsi="Arial" w:cs="Arial"/>
-          <w:sz w:val="24"/>
-          <w:szCs w:val="24"/>
-          <w:lang w:val="es-ES"/>
-        </w:rPr>
-        <w:t/>
-      </w:r>
-      <w:proofErr w:type="spellEnd"/>
-      <w:r>
-        <w:rPr>
-          <w:rFonts w:ascii="Arial" w:hAnsi="Arial" w:cs="Arial"/>
-          <w:sz w:val="24"/>
-          <w:szCs w:val="24"/>
-          <w:lang w:val="es-ES"/>
-        </w:rPr>
-        <w:t xml:space="preserve"/>
-      </w:r>
-      <w:proofErr w:type="spellStart"/>
-      <w:r>
-        <w:rPr>
-          <w:rFonts w:ascii="Arial" w:hAnsi="Arial" w:cs="Arial"/>
-          <w:sz w:val="24"/>
-          <w:szCs w:val="24"/>
-          <w:lang w:val="es-ES"/>
-        </w:rPr>
-        <w:t/>
-      </w:r>
-      <w:proofErr w:type="spellEnd"/>
-      <w:r>
-        <w:rPr>
-          <w:rFonts w:ascii="Arial" w:hAnsi="Arial" w:cs="Arial"/>
-          <w:sz w:val="24"/>
-          <w:szCs w:val="24"/>
-          <w:lang w:val="es-ES"/>
         </w:rPr>
         <w:t xml:space="preserve"/>
       </w:r>
@@ -2675,7 +2595,17 @@
           <w:u w:val="single"/>
           <w:lang w:val="es-PE"/>
         </w:rPr>
-        <w:lastRenderedPageBreak/>
+        <w:br w:type="page"/>
+      </w:r>
+      <w:r>
+        <w:rPr>
+          <w:rFonts w:cs="Arial"/>
+          <w:b/>
+          <w:sz w:val="24"/>
+          <w:szCs w:val="24"/>
+          <w:u w:val="single"/>
+          <w:lang w:val="es-PE"/>
+        </w:rPr>
         <w:t>NOTIFICACIÓN Y ENTREGA DE ACTO ADMINISTRATIVO</w:t>
       </w:r>
     </w:p>

--- a/plantillas/plantilla_orden_sancion.docx
+++ b/plantillas/plantilla_orden_sancion.docx
@@ -2586,17 +2586,6 @@
           <w:lang w:val="es-PE"/>
         </w:rPr>
       </w:pPr>
-      <w:r>
-        <w:rPr>
-          <w:rFonts w:cs="Arial"/>
-          <w:b/>
-          <w:sz w:val="24"/>
-          <w:szCs w:val="24"/>
-          <w:u w:val="single"/>
-          <w:lang w:val="es-PE"/>
-        </w:rPr>
-        <w:br w:type="page"/>
-      </w:r>
       <w:r>
         <w:rPr>
           <w:rFonts w:cs="Arial"/>

--- a/plantillas/plantilla_orden_sancion.docx
+++ b/plantillas/plantilla_orden_sancion.docx
@@ -136,7 +136,7 @@
         <w:tabs>
           <w:tab w:val="left" w:pos="3544"/>
         </w:tabs>
-        <w:ind w:left="4678" w:hanging="4678"/>
+        <w:ind w:left="4840" w:hanging="4840"/>
         <w:jc w:val="both"/>
         <w:rPr>
           <w:rFonts w:cs="Arial"/>
@@ -2804,7 +2804,7 @@
           <w:bCs/>
           <w:sz w:val="20"/>
         </w:rPr>
-        <w:t xml:space="preserve"/>
+        <w:t xml:space="preserve">DIVOPUS 3-CPNP VENTANILLA</w:t>
       </w:r>
     </w:p>
     <w:p>
